--- a/APLOS/POPResources/Templates/InventorySalesReport202034.docx
+++ b/APLOS/POPResources/Templates/InventorySalesReport202034.docx
@@ -24,7 +24,7 @@
         <mc:AlternateContent>
           <mc:Choice Requires="wps">
             <w:drawing>
-              <wp:anchor distT="45720" distB="45720" distL="114300" distR="114300" simplePos="0" relativeHeight="251659264" behindDoc="0" locked="0" layoutInCell="1" allowOverlap="1" wp14:anchorId="73EEC8D8" wp14:editId="2247BDBC">
+              <wp:anchor distT="45720" distB="45720" distL="114300" distR="114300" simplePos="0" relativeHeight="251657216" behindDoc="0" locked="0" layoutInCell="1" allowOverlap="1" wp14:anchorId="73EEC8D8" wp14:editId="33580CDD">
                 <wp:simplePos x="0" y="0"/>
                 <wp:positionH relativeFrom="margin">
                   <wp:posOffset>4514850</wp:posOffset>
@@ -119,7 +119,7 @@
                 <v:stroke joinstyle="miter"/>
                 <v:path gradientshapeok="t" o:connecttype="rect"/>
               </v:shapetype>
-              <v:shape id="Text Box 2" o:spid="_x0000_s1026" type="#_x0000_t202" style="position:absolute;left:0;text-align:left;margin-left:355.5pt;margin-top:10.05pt;width:188.25pt;height:20.05pt;z-index:251659264;visibility:visible;mso-wrap-style:square;mso-width-percent:0;mso-height-percent:0;mso-wrap-distance-left:9pt;mso-wrap-distance-top:3.6pt;mso-wrap-distance-right:9pt;mso-wrap-distance-bottom:3.6pt;mso-position-horizontal:absolute;mso-position-horizontal-relative:margin;mso-position-vertical:absolute;mso-position-vertical-relative:text;mso-width-percent:0;mso-height-percent:0;mso-width-relative:margin;mso-height-relative:margin;v-text-anchor:top" o:gfxdata="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" filled="f" stroked="f">
+              <v:shape id="Text Box 2" o:spid="_x0000_s1026" type="#_x0000_t202" style="position:absolute;left:0;text-align:left;margin-left:355.5pt;margin-top:10.05pt;width:188.25pt;height:20.05pt;z-index:251657216;visibility:visible;mso-wrap-style:square;mso-width-percent:0;mso-height-percent:0;mso-wrap-distance-left:9pt;mso-wrap-distance-top:3.6pt;mso-wrap-distance-right:9pt;mso-wrap-distance-bottom:3.6pt;mso-position-horizontal:absolute;mso-position-horizontal-relative:margin;mso-position-vertical:absolute;mso-position-vertical-relative:text;mso-width-percent:0;mso-height-percent:0;mso-width-relative:margin;mso-height-relative:margin;v-text-anchor:top" o:gfxdata="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" filled="f" stroked="f">
                 <v:textbox>
                   <w:txbxContent>
                     <w:p>
@@ -174,7 +174,7 @@
         <mc:AlternateContent>
           <mc:Choice Requires="wps">
             <w:drawing>
-              <wp:anchor distT="0" distB="0" distL="114300" distR="114300" simplePos="0" relativeHeight="251660288" behindDoc="0" locked="0" layoutInCell="1" allowOverlap="1" wp14:anchorId="26C6AB2B" wp14:editId="2EA24542">
+              <wp:anchor distT="0" distB="0" distL="114300" distR="114300" simplePos="0" relativeHeight="251658240" behindDoc="0" locked="0" layoutInCell="1" allowOverlap="1" wp14:anchorId="26C6AB2B" wp14:editId="53DA14B6">
                 <wp:simplePos x="0" y="0"/>
                 <wp:positionH relativeFrom="column">
                   <wp:posOffset>-2419350</wp:posOffset>
@@ -261,7 +261,7 @@
           </mc:Choice>
           <mc:Fallback>
             <w:pict>
-              <v:rect w14:anchorId="26C6AB2B" id="Rectangle 9" o:spid="_x0000_s1027" style="position:absolute;left:0;text-align:left;margin-left:-190.5pt;margin-top:-33pt;width:134.25pt;height:18.75pt;z-index:251660288;visibility:visible;mso-wrap-style:square;mso-width-percent:0;mso-height-percent:0;mso-wrap-distance-left:9pt;mso-wrap-distance-top:0;mso-wrap-distance-right:9pt;mso-wrap-distance-bottom:0;mso-position-horizontal:absolute;mso-position-horizontal-relative:text;mso-position-vertical:absolute;mso-position-vertical-relative:text;mso-width-percent:0;mso-height-percent:0;mso-width-relative:margin;mso-height-relative:margin;v-text-anchor:middle" o:gfxdata="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" fillcolor="white [3201]" strokecolor="white [3212]" strokeweight="1pt">
+              <v:rect w14:anchorId="26C6AB2B" id="Rectangle 9" o:spid="_x0000_s1027" style="position:absolute;left:0;text-align:left;margin-left:-190.5pt;margin-top:-33pt;width:134.25pt;height:18.75pt;z-index:251658240;visibility:visible;mso-wrap-style:square;mso-width-percent:0;mso-height-percent:0;mso-wrap-distance-left:9pt;mso-wrap-distance-top:0;mso-wrap-distance-right:9pt;mso-wrap-distance-bottom:0;mso-position-horizontal:absolute;mso-position-horizontal-relative:text;mso-position-vertical:absolute;mso-position-vertical-relative:text;mso-width-percent:0;mso-height-percent:0;mso-width-relative:margin;mso-height-relative:margin;v-text-anchor:middle" o:gfxdata="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" fillcolor="white [3201]" strokecolor="white [3212]" strokeweight="1pt">
                 <v:textbox>
                   <w:txbxContent>
                     <w:p>
@@ -294,31 +294,938 @@
       <w:tblPr>
         <w:tblStyle w:val="TableGrid"/>
         <w:tblpPr w:leftFromText="180" w:rightFromText="180" w:vertAnchor="page" w:horzAnchor="margin" w:tblpXSpec="center" w:tblpY="2551"/>
-        <w:tblW w:w="17910" w:type="dxa"/>
+        <w:tblW w:w="18367" w:type="dxa"/>
         <w:tblLook w:val="04A0" w:firstRow="1" w:lastRow="0" w:firstColumn="1" w:lastColumn="0" w:noHBand="0" w:noVBand="1"/>
       </w:tblPr>
       <w:tblGrid>
-        <w:gridCol w:w="10368"/>
-        <w:gridCol w:w="7542"/>
+        <w:gridCol w:w="18131"/>
+        <w:gridCol w:w="236"/>
       </w:tblGrid>
       <w:tr>
         <w:trPr>
-          <w:trHeight w:val="617"/>
+          <w:trHeight w:val="1790"/>
         </w:trPr>
         <w:tc>
           <w:tcPr>
-            <w:tcW w:w="10368" w:type="dxa"/>
+            <w:tcW w:w="18131" w:type="dxa"/>
+            <w:tcBorders>
+              <w:right w:val="nil"/>
+            </w:tcBorders>
           </w:tcPr>
+          <w:tbl>
+            <w:tblPr>
+              <w:tblStyle w:val="TableGrid"/>
+              <w:tblpPr w:leftFromText="180" w:rightFromText="180" w:vertAnchor="page" w:horzAnchor="margin" w:tblpY="1"/>
+              <w:tblOverlap w:val="never"/>
+              <w:tblW w:w="17905" w:type="dxa"/>
+              <w:tblLayout w:type="fixed"/>
+              <w:tblLook w:val="04A0" w:firstRow="1" w:lastRow="0" w:firstColumn="1" w:lastColumn="0" w:noHBand="0" w:noVBand="1"/>
+            </w:tblPr>
+            <w:tblGrid>
+              <w:gridCol w:w="2546"/>
+              <w:gridCol w:w="3260"/>
+              <w:gridCol w:w="4179"/>
+              <w:gridCol w:w="4500"/>
+              <w:gridCol w:w="3420"/>
+            </w:tblGrid>
+            <w:tr>
+              <w:trPr>
+                <w:trHeight w:val="440"/>
+              </w:trPr>
+              <w:tc>
+                <w:tcPr>
+                  <w:tcW w:w="14485" w:type="dxa"/>
+                  <w:gridSpan w:val="4"/>
+                  <w:vAlign w:val="center"/>
+                </w:tcPr>
+                <w:p>
+                  <w:pPr>
+                    <w:rPr>
+                      <w:rFonts w:ascii="Arial Narrow" w:eastAsia="Calibri" w:hAnsi="Arial Narrow" w:cs="Tahoma"/>
+                      <w:bCs/>
+                      <w:sz w:val="20"/>
+                      <w:szCs w:val="20"/>
+                    </w:rPr>
+                  </w:pPr>
+                  <w:r>
+                    <w:rPr>
+                      <w:rFonts w:ascii="Tahoma" w:eastAsia="Calibri" w:hAnsi="Tahoma" w:cs="Tahoma"/>
+                      <w:b/>
+                      <w:bCs/>
+                      <w:sz w:val="20"/>
+                      <w:szCs w:val="20"/>
+                    </w:rPr>
+                    <w:t>Dispatch From:</w:t>
+                  </w:r>
+                  <w:r>
+                    <w:rPr>
+                      <w:rFonts w:ascii="Arial Narrow" w:eastAsia="Calibri" w:hAnsi="Arial Narrow" w:cs="Tahoma"/>
+                      <w:b/>
+                      <w:sz w:val="20"/>
+                      <w:szCs w:val="20"/>
+                    </w:rPr>
+                    <w:t xml:space="preserve"> </w:t>
+                  </w:r>
+                  <w:r>
+                    <w:rPr>
+                      <w:rFonts w:ascii="Arial Narrow" w:eastAsia="Calibri" w:hAnsi="Arial Narrow" w:cs="Tahoma"/>
+                      <w:bCs/>
+                      <w:sz w:val="20"/>
+                      <w:szCs w:val="20"/>
+                    </w:rPr>
+                    <w:t xml:space="preserve">Village: - </w:t>
+                  </w:r>
+                  <w:proofErr w:type="spellStart"/>
+                  <w:r>
+                    <w:rPr>
+                      <w:rFonts w:ascii="Arial Narrow" w:eastAsia="Calibri" w:hAnsi="Arial Narrow" w:cs="Tahoma"/>
+                      <w:bCs/>
+                      <w:sz w:val="20"/>
+                      <w:szCs w:val="20"/>
+                    </w:rPr>
+                    <w:t>Akbarpur</w:t>
+                  </w:r>
+                  <w:proofErr w:type="spellEnd"/>
+                  <w:r>
+                    <w:rPr>
+                      <w:rFonts w:ascii="Arial Narrow" w:eastAsia="Calibri" w:hAnsi="Arial Narrow" w:cs="Tahoma"/>
+                      <w:bCs/>
+                      <w:sz w:val="20"/>
+                      <w:szCs w:val="20"/>
+                    </w:rPr>
+                    <w:t xml:space="preserve"> Channa, Ludhiana - </w:t>
+                  </w:r>
+                  <w:proofErr w:type="spellStart"/>
+                  <w:r>
+                    <w:rPr>
+                      <w:rFonts w:ascii="Arial Narrow" w:eastAsia="Calibri" w:hAnsi="Arial Narrow" w:cs="Tahoma"/>
+                      <w:bCs/>
+                      <w:sz w:val="20"/>
+                      <w:szCs w:val="20"/>
+                    </w:rPr>
+                    <w:t>Malerkotla</w:t>
+                  </w:r>
+                  <w:proofErr w:type="spellEnd"/>
+                  <w:r>
+                    <w:rPr>
+                      <w:rFonts w:ascii="Arial Narrow" w:eastAsia="Calibri" w:hAnsi="Arial Narrow" w:cs="Tahoma"/>
+                      <w:bCs/>
+                      <w:sz w:val="20"/>
+                      <w:szCs w:val="20"/>
+                    </w:rPr>
+                    <w:t xml:space="preserve"> Road, Near- </w:t>
+                  </w:r>
+                  <w:proofErr w:type="spellStart"/>
+                  <w:r>
+                    <w:rPr>
+                      <w:rFonts w:ascii="Arial Narrow" w:eastAsia="Calibri" w:hAnsi="Arial Narrow" w:cs="Tahoma"/>
+                      <w:bCs/>
+                      <w:sz w:val="20"/>
+                      <w:szCs w:val="20"/>
+                    </w:rPr>
+                    <w:t>Ahmedgarh</w:t>
+                  </w:r>
+                  <w:proofErr w:type="spellEnd"/>
+                  <w:r>
+                    <w:rPr>
+                      <w:rFonts w:ascii="Arial Narrow" w:eastAsia="Calibri" w:hAnsi="Arial Narrow" w:cs="Tahoma"/>
+                      <w:bCs/>
+                      <w:sz w:val="20"/>
+                      <w:szCs w:val="20"/>
+                    </w:rPr>
+                    <w:t>, Distt: Sangrur – Punjab</w:t>
+                  </w:r>
+                  <w:r>
+                    <w:rPr>
+                      <w:rFonts w:ascii="Arial Narrow" w:eastAsia="Calibri" w:hAnsi="Arial Narrow" w:cs="Tahoma"/>
+                      <w:b/>
+                      <w:sz w:val="20"/>
+                      <w:szCs w:val="20"/>
+                    </w:rPr>
+                    <w:t>,</w:t>
+                  </w:r>
+                  <w:r>
+                    <w:rPr>
+                      <w:rFonts w:ascii="Arial Narrow" w:eastAsia="Calibri" w:hAnsi="Arial Narrow" w:cs="Tahoma"/>
+                      <w:bCs/>
+                      <w:sz w:val="20"/>
+                      <w:szCs w:val="20"/>
+                    </w:rPr>
+                    <w:t xml:space="preserve"> PIN-148021</w:t>
+                  </w:r>
+                </w:p>
+                <w:p>
+                  <w:pPr>
+                    <w:rPr>
+                      <w:rFonts w:ascii="Arial Narrow" w:eastAsia="Calibri" w:hAnsi="Arial Narrow" w:cs="Tahoma"/>
+                      <w:bCs/>
+                      <w:sz w:val="20"/>
+                      <w:szCs w:val="20"/>
+                    </w:rPr>
+                  </w:pPr>
+                  <w:r>
+                    <w:rPr>
+                      <w:rFonts w:ascii="Tahoma" w:eastAsia="Calibri" w:hAnsi="Tahoma" w:cs="Tahoma"/>
+                      <w:b/>
+                      <w:bCs/>
+                      <w:sz w:val="20"/>
+                      <w:szCs w:val="20"/>
+                    </w:rPr>
+                    <w:t>Email-</w:t>
+                  </w:r>
+                  <w:r>
+                    <w:rPr>
+                      <w:rFonts w:ascii="Tahoma" w:eastAsia="Calibri" w:hAnsi="Tahoma" w:cs="Tahoma"/>
+                      <w:sz w:val="20"/>
+                      <w:szCs w:val="20"/>
+                    </w:rPr>
+                    <w:t xml:space="preserve"> </w:t>
+                  </w:r>
+                  <w:hyperlink r:id="rId8" w:history="1">
+                    <w:r>
+                      <w:rPr>
+                        <w:rFonts w:ascii="Tahoma" w:eastAsia="Calibri" w:hAnsi="Tahoma" w:cs="Tahoma"/>
+                        <w:color w:val="0563C1"/>
+                        <w:sz w:val="20"/>
+                        <w:szCs w:val="20"/>
+                        <w:u w:val="single"/>
+                      </w:rPr>
+                      <w:t>info@cedaartextile.com</w:t>
+                    </w:r>
+                  </w:hyperlink>
+                  <w:r>
+                    <w:rPr>
+                      <w:rFonts w:ascii="Tahoma" w:eastAsia="Calibri" w:hAnsi="Tahoma" w:cs="Tahoma"/>
+                      <w:sz w:val="20"/>
+                      <w:szCs w:val="20"/>
+                    </w:rPr>
+                    <w:t xml:space="preserve"> </w:t>
+                  </w:r>
+                  <w:r>
+                    <w:rPr>
+                      <w:rFonts w:ascii="Tahoma" w:eastAsia="Calibri" w:hAnsi="Tahoma" w:cs="Tahoma"/>
+                      <w:b/>
+                      <w:bCs/>
+                      <w:sz w:val="20"/>
+                      <w:szCs w:val="20"/>
+                    </w:rPr>
+                    <w:t>PH:-</w:t>
+                  </w:r>
+                  <w:r>
+                    <w:rPr>
+                      <w:rFonts w:ascii="Tahoma" w:eastAsia="Calibri" w:hAnsi="Tahoma" w:cs="Tahoma"/>
+                      <w:sz w:val="20"/>
+                      <w:szCs w:val="20"/>
+                    </w:rPr>
+                    <w:t xml:space="preserve"> +9185588-5220</w:t>
+                  </w:r>
+                </w:p>
+              </w:tc>
+              <w:tc>
+                <w:tcPr>
+                  <w:tcW w:w="3420" w:type="dxa"/>
+                  <w:vAlign w:val="center"/>
+                </w:tcPr>
+                <w:p>
+                  <w:pPr>
+                    <w:rPr>
+                      <w:rFonts w:ascii="Tahoma" w:eastAsia="Calibri" w:hAnsi="Tahoma" w:cs="Tahoma"/>
+                      <w:b/>
+                      <w:sz w:val="16"/>
+                      <w:szCs w:val="16"/>
+                    </w:rPr>
+                  </w:pPr>
+                  <w:r>
+                    <w:rPr>
+                      <w:rFonts w:ascii="Tahoma" w:eastAsia="Calibri" w:hAnsi="Tahoma" w:cs="Tahoma"/>
+                      <w:b/>
+                      <w:sz w:val="16"/>
+                      <w:szCs w:val="16"/>
+                    </w:rPr>
+                    <w:t>Invoice No: {</w:t>
+                  </w:r>
+                  <w:proofErr w:type="spellStart"/>
+                  <w:r>
+                    <w:rPr>
+                      <w:rFonts w:ascii="Consolas" w:eastAsia="Calibri" w:hAnsi="Consolas" w:cs="Consolas"/>
+                      <w:color w:val="000000"/>
+                      <w:sz w:val="19"/>
+                      <w:szCs w:val="19"/>
+                    </w:rPr>
+                    <w:t>Sales</w:t>
+                  </w:r>
+                  <w:r>
+                    <w:rPr>
+                      <w:rFonts w:ascii="Consolas" w:eastAsia="Calibri" w:hAnsi="Consolas" w:cs="Consolas"/>
+                      <w:color w:val="000000"/>
+                      <w:sz w:val="19"/>
+                      <w:szCs w:val="19"/>
+                    </w:rPr>
+                    <w:t>No</w:t>
+                  </w:r>
+                  <w:proofErr w:type="spellEnd"/>
+                  <w:r>
+                    <w:rPr>
+                      <w:rFonts w:ascii="Tahoma" w:eastAsia="Calibri" w:hAnsi="Tahoma" w:cs="Tahoma"/>
+                      <w:b/>
+                      <w:sz w:val="16"/>
+                      <w:szCs w:val="16"/>
+                    </w:rPr>
+                    <w:t>}</w:t>
+                  </w:r>
+                </w:p>
+                <w:p>
+                  <w:pPr>
+                    <w:rPr>
+                      <w:rFonts w:ascii="Tahoma" w:eastAsia="Calibri" w:hAnsi="Tahoma" w:cs="Tahoma"/>
+                      <w:b/>
+                      <w:bCs/>
+                    </w:rPr>
+                  </w:pPr>
+                  <w:r>
+                    <w:rPr>
+                      <w:rFonts w:ascii="Tahoma" w:eastAsia="Calibri" w:hAnsi="Tahoma" w:cs="Tahoma"/>
+                      <w:b/>
+                      <w:sz w:val="16"/>
+                      <w:szCs w:val="16"/>
+                    </w:rPr>
+                    <w:t>Invoice Date: {</w:t>
+                  </w:r>
+                  <w:proofErr w:type="spellStart"/>
+                  <w:r>
+                    <w:rPr>
+                      <w:rFonts w:ascii="Consolas" w:eastAsia="Calibri" w:hAnsi="Consolas" w:cs="Consolas"/>
+                      <w:color w:val="000000"/>
+                      <w:sz w:val="19"/>
+                      <w:szCs w:val="19"/>
+                    </w:rPr>
+                    <w:t>SalesDate</w:t>
+                  </w:r>
+                  <w:proofErr w:type="spellEnd"/>
+                  <w:r>
+                    <w:rPr>
+                      <w:rFonts w:ascii="Tahoma" w:eastAsia="Calibri" w:hAnsi="Tahoma" w:cs="Tahoma"/>
+                      <w:b/>
+                      <w:sz w:val="16"/>
+                      <w:szCs w:val="16"/>
+                    </w:rPr>
+                    <w:t>}</w:t>
+                  </w:r>
+                </w:p>
+              </w:tc>
+            </w:tr>
+            <w:tr>
+              <w:trPr>
+                <w:trHeight w:val="298"/>
+              </w:trPr>
+              <w:tc>
+                <w:tcPr>
+                  <w:tcW w:w="2547" w:type="dxa"/>
+                  <w:vAlign w:val="center"/>
+                </w:tcPr>
+                <w:p>
+                  <w:pPr>
+                    <w:rPr>
+                      <w:rFonts w:ascii="Tahoma" w:eastAsia="Calibri" w:hAnsi="Tahoma" w:cs="Tahoma"/>
+                      <w:b/>
+                      <w:sz w:val="16"/>
+                      <w:szCs w:val="16"/>
+                    </w:rPr>
+                  </w:pPr>
+                  <w:r>
+                    <w:rPr>
+                      <w:rFonts w:ascii="Tahoma" w:eastAsia="Calibri" w:hAnsi="Tahoma" w:cs="Tahoma"/>
+                      <w:b/>
+                      <w:sz w:val="16"/>
+                      <w:szCs w:val="16"/>
+                    </w:rPr>
+                    <w:t>GST NO : 03AAJCC0212A1ZR</w:t>
+                  </w:r>
+                </w:p>
+              </w:tc>
+              <w:tc>
+                <w:tcPr>
+                  <w:tcW w:w="3260" w:type="dxa"/>
+                  <w:vAlign w:val="center"/>
+                </w:tcPr>
+                <w:p>
+                  <w:pPr>
+                    <w:rPr>
+                      <w:rFonts w:ascii="Tahoma" w:eastAsia="Calibri" w:hAnsi="Tahoma" w:cs="Tahoma"/>
+                      <w:b/>
+                      <w:sz w:val="16"/>
+                      <w:szCs w:val="16"/>
+                    </w:rPr>
+                  </w:pPr>
+                  <w:r>
+                    <w:rPr>
+                      <w:rFonts w:ascii="Tahoma" w:eastAsia="Calibri" w:hAnsi="Tahoma" w:cs="Tahoma"/>
+                      <w:b/>
+                      <w:sz w:val="16"/>
+                      <w:szCs w:val="16"/>
+                    </w:rPr>
+                    <w:t>CIN NO- U17299KA2020PTC139070</w:t>
+                  </w:r>
+                </w:p>
+              </w:tc>
+              <w:tc>
+                <w:tcPr>
+                  <w:tcW w:w="8678" w:type="dxa"/>
+                  <w:gridSpan w:val="2"/>
+                  <w:vAlign w:val="center"/>
+                </w:tcPr>
+                <w:p>
+                  <w:pPr>
+                    <w:rPr>
+                      <w:rFonts w:ascii="Tahoma" w:eastAsia="Calibri" w:hAnsi="Tahoma" w:cs="Tahoma"/>
+                      <w:b/>
+                      <w:sz w:val="16"/>
+                      <w:szCs w:val="16"/>
+                    </w:rPr>
+                  </w:pPr>
+                </w:p>
+              </w:tc>
+              <w:tc>
+                <w:tcPr>
+                  <w:tcW w:w="3420" w:type="dxa"/>
+                  <w:vAlign w:val="center"/>
+                </w:tcPr>
+                <w:p>
+                  <w:pPr>
+                    <w:rPr>
+                      <w:rFonts w:ascii="Tahoma" w:eastAsia="Arial" w:hAnsi="Tahoma" w:cs="Tahoma"/>
+                      <w:bCs/>
+                      <w:sz w:val="16"/>
+                      <w:szCs w:val="16"/>
+                    </w:rPr>
+                  </w:pPr>
+                  <w:r>
+                    <w:rPr>
+                      <w:rFonts w:ascii="Tahoma" w:hAnsi="Tahoma" w:cs="Tahoma"/>
+                      <w:b/>
+                      <w:color w:val="000000"/>
+                      <w:sz w:val="16"/>
+                      <w:szCs w:val="16"/>
+                      <w:highlight w:val="white"/>
+                    </w:rPr>
+                    <w:t xml:space="preserve">Sales  </w:t>
+                  </w:r>
+                  <w:r>
+                    <w:rPr>
+                      <w:rFonts w:ascii="Tahoma" w:hAnsi="Tahoma" w:cs="Tahoma"/>
+                      <w:b/>
+                      <w:color w:val="000000"/>
+                      <w:sz w:val="16"/>
+                      <w:szCs w:val="16"/>
+                    </w:rPr>
+                    <w:t xml:space="preserve">Type </w:t>
+                  </w:r>
+                  <w:r>
+                    <w:rPr>
+                      <w:rFonts w:ascii="Tahoma" w:eastAsia="Arial" w:hAnsi="Tahoma" w:cs="Tahoma"/>
+                      <w:b/>
+                      <w:bCs/>
+                      <w:sz w:val="16"/>
+                      <w:szCs w:val="16"/>
+                    </w:rPr>
+                    <w:t>:</w:t>
+                  </w:r>
+                  <w:r>
+                    <w:rPr>
+                      <w:rFonts w:ascii="Tahoma" w:eastAsia="Arial" w:hAnsi="Tahoma" w:cs="Tahoma"/>
+                      <w:bCs/>
+                      <w:sz w:val="16"/>
+                      <w:szCs w:val="16"/>
+                    </w:rPr>
+                    <w:t>{</w:t>
+                  </w:r>
+                  <w:proofErr w:type="spellStart"/>
+                  <w:r>
+                    <w:rPr>
+                      <w:rFonts w:ascii="Tahoma" w:hAnsi="Tahoma" w:cs="Tahoma"/>
+                      <w:color w:val="000000"/>
+                      <w:sz w:val="16"/>
+                      <w:szCs w:val="16"/>
+                    </w:rPr>
+                    <w:t>IssueType</w:t>
+                  </w:r>
+                  <w:proofErr w:type="spellEnd"/>
+                  <w:r>
+                    <w:rPr>
+                      <w:rFonts w:ascii="Tahoma" w:eastAsia="Arial" w:hAnsi="Tahoma" w:cs="Tahoma"/>
+                      <w:bCs/>
+                      <w:sz w:val="16"/>
+                      <w:szCs w:val="16"/>
+                    </w:rPr>
+                    <w:t>}</w:t>
+                  </w:r>
+                </w:p>
+              </w:tc>
+            </w:tr>
+            <w:tr>
+              <w:trPr>
+                <w:trHeight w:val="296"/>
+              </w:trPr>
+              <w:tc>
+                <w:tcPr>
+                  <w:tcW w:w="2547" w:type="dxa"/>
+                  <w:vAlign w:val="center"/>
+                </w:tcPr>
+                <w:p>
+                  <w:pPr>
+                    <w:rPr>
+                      <w:rFonts w:ascii="Tahoma" w:eastAsia="Calibri" w:hAnsi="Tahoma" w:cs="Tahoma"/>
+                      <w:b/>
+                      <w:sz w:val="16"/>
+                      <w:szCs w:val="16"/>
+                    </w:rPr>
+                  </w:pPr>
+                  <w:r>
+                    <w:rPr>
+                      <w:rFonts w:ascii="Tahoma" w:eastAsia="Calibri" w:hAnsi="Tahoma" w:cs="Tahoma"/>
+                      <w:b/>
+                      <w:sz w:val="16"/>
+                      <w:szCs w:val="16"/>
+                    </w:rPr>
+                    <w:t>Name of Consignee:</w:t>
+                  </w:r>
+                </w:p>
+              </w:tc>
+              <w:tc>
+                <w:tcPr>
+                  <w:tcW w:w="7438" w:type="dxa"/>
+                  <w:gridSpan w:val="2"/>
+                  <w:vAlign w:val="center"/>
+                </w:tcPr>
+                <w:p>
+                  <w:pPr>
+                    <w:rPr>
+                      <w:rFonts w:ascii="Tahoma" w:eastAsia="Calibri" w:hAnsi="Tahoma" w:cs="Tahoma"/>
+                      <w:b/>
+                      <w:sz w:val="16"/>
+                      <w:szCs w:val="16"/>
+                    </w:rPr>
+                  </w:pPr>
+                  <w:r>
+                    <w:rPr>
+                      <w:rFonts w:ascii="Tahoma" w:eastAsia="Calibri" w:hAnsi="Tahoma" w:cs="Tahoma"/>
+                      <w:b/>
+                      <w:sz w:val="16"/>
+                      <w:szCs w:val="16"/>
+                    </w:rPr>
+                    <w:t>{</w:t>
+                  </w:r>
+                  <w:proofErr w:type="spellStart"/>
+                  <w:r>
+                    <w:rPr>
+                      <w:rFonts w:ascii="Tahoma" w:hAnsi="Tahoma" w:cs="Tahoma"/>
+                      <w:b/>
+                      <w:color w:val="000000"/>
+                      <w:sz w:val="16"/>
+                      <w:szCs w:val="16"/>
+                      <w:highlight w:val="white"/>
+                    </w:rPr>
+                    <w:t>CustomerName</w:t>
+                  </w:r>
+                  <w:proofErr w:type="spellEnd"/>
+                  <w:r>
+                    <w:rPr>
+                      <w:rFonts w:ascii="Consolas" w:eastAsia="Calibri" w:hAnsi="Consolas" w:cs="Consolas"/>
+                      <w:b/>
+                      <w:color w:val="000000"/>
+                      <w:sz w:val="19"/>
+                      <w:szCs w:val="19"/>
+                    </w:rPr>
+                    <w:t>}</w:t>
+                  </w:r>
+                </w:p>
+              </w:tc>
+              <w:tc>
+                <w:tcPr>
+                  <w:tcW w:w="4500" w:type="dxa"/>
+                  <w:vAlign w:val="center"/>
+                </w:tcPr>
+                <w:p>
+                  <w:pPr>
+                    <w:rPr>
+                      <w:rFonts w:ascii="Tahoma" w:eastAsia="Calibri" w:hAnsi="Tahoma" w:cs="Tahoma"/>
+                      <w:b/>
+                      <w:sz w:val="16"/>
+                      <w:szCs w:val="16"/>
+                    </w:rPr>
+                  </w:pPr>
+                  <w:r>
+                    <w:rPr>
+                      <w:rFonts w:ascii="Tahoma" w:eastAsia="Calibri" w:hAnsi="Tahoma" w:cs="Tahoma"/>
+                      <w:b/>
+                      <w:sz w:val="16"/>
+                      <w:szCs w:val="16"/>
+                    </w:rPr>
+                    <w:t xml:space="preserve">Customer </w:t>
+                  </w:r>
+                  <w:proofErr w:type="spellStart"/>
+                  <w:r>
+                    <w:rPr>
+                      <w:rFonts w:ascii="Tahoma" w:eastAsia="Calibri" w:hAnsi="Tahoma" w:cs="Tahoma"/>
+                      <w:b/>
+                      <w:sz w:val="16"/>
+                      <w:szCs w:val="16"/>
+                    </w:rPr>
+                    <w:t>GSTINo</w:t>
+                  </w:r>
+                  <w:proofErr w:type="spellEnd"/>
+                  <w:r>
+                    <w:rPr>
+                      <w:rFonts w:ascii="Tahoma" w:eastAsia="Calibri" w:hAnsi="Tahoma" w:cs="Tahoma"/>
+                      <w:b/>
+                      <w:sz w:val="16"/>
+                      <w:szCs w:val="16"/>
+                    </w:rPr>
+                    <w:t>:{</w:t>
+                  </w:r>
+                  <w:proofErr w:type="spellStart"/>
+                  <w:r>
+                    <w:rPr>
+                      <w:rFonts w:ascii="Consolas" w:eastAsia="Calibri" w:hAnsi="Consolas" w:cs="Consolas"/>
+                      <w:color w:val="000000"/>
+                      <w:sz w:val="19"/>
+                      <w:szCs w:val="19"/>
+                    </w:rPr>
+                    <w:t>CustomerGSTINO</w:t>
+                  </w:r>
+                  <w:proofErr w:type="spellEnd"/>
+                  <w:r>
+                    <w:rPr>
+                      <w:rFonts w:ascii="Tahoma" w:eastAsia="Calibri" w:hAnsi="Tahoma" w:cs="Tahoma"/>
+                      <w:b/>
+                      <w:sz w:val="16"/>
+                      <w:szCs w:val="16"/>
+                    </w:rPr>
+                    <w:t>}</w:t>
+                  </w:r>
+                </w:p>
+              </w:tc>
+              <w:tc>
+                <w:tcPr>
+                  <w:tcW w:w="3420" w:type="dxa"/>
+                  <w:vAlign w:val="center"/>
+                </w:tcPr>
+                <w:p>
+                  <w:pPr>
+                    <w:rPr>
+                      <w:rFonts w:ascii="Tahoma" w:eastAsia="Calibri" w:hAnsi="Tahoma" w:cs="Tahoma"/>
+                      <w:b/>
+                      <w:sz w:val="16"/>
+                      <w:szCs w:val="16"/>
+                    </w:rPr>
+                  </w:pPr>
+                  <w:r>
+                    <w:rPr>
+                      <w:rFonts w:ascii="Tahoma" w:eastAsia="Calibri" w:hAnsi="Tahoma" w:cs="Tahoma"/>
+                      <w:b/>
+                      <w:sz w:val="16"/>
+                      <w:szCs w:val="16"/>
+                    </w:rPr>
+                    <w:t>Entity : {</w:t>
+                  </w:r>
+                  <w:r>
+                    <w:rPr>
+                      <w:rFonts w:ascii="Tahoma" w:eastAsia="Calibri" w:hAnsi="Tahoma" w:cs="Tahoma"/>
+                      <w:bCs/>
+                      <w:sz w:val="16"/>
+                      <w:szCs w:val="16"/>
+                    </w:rPr>
+                    <w:t>Entity</w:t>
+                  </w:r>
+                  <w:r>
+                    <w:rPr>
+                      <w:rFonts w:ascii="Tahoma" w:eastAsia="Calibri" w:hAnsi="Tahoma" w:cs="Tahoma"/>
+                      <w:b/>
+                      <w:sz w:val="16"/>
+                      <w:szCs w:val="16"/>
+                    </w:rPr>
+                    <w:t>}</w:t>
+                  </w:r>
+                </w:p>
+              </w:tc>
+            </w:tr>
+            <w:tr>
+              <w:trPr>
+                <w:trHeight w:val="260"/>
+              </w:trPr>
+              <w:tc>
+                <w:tcPr>
+                  <w:tcW w:w="2547" w:type="dxa"/>
+                  <w:vAlign w:val="center"/>
+                </w:tcPr>
+                <w:p>
+                  <w:pPr>
+                    <w:rPr>
+                      <w:rFonts w:ascii="Tahoma" w:eastAsia="Calibri" w:hAnsi="Tahoma" w:cs="Tahoma"/>
+                      <w:b/>
+                      <w:sz w:val="16"/>
+                      <w:szCs w:val="16"/>
+                    </w:rPr>
+                  </w:pPr>
+                  <w:r>
+                    <w:rPr>
+                      <w:rFonts w:ascii="Tahoma" w:eastAsia="Calibri" w:hAnsi="Tahoma" w:cs="Tahoma"/>
+                      <w:b/>
+                      <w:sz w:val="16"/>
+                      <w:szCs w:val="16"/>
+                    </w:rPr>
+                    <w:t>Consignee Address:</w:t>
+                  </w:r>
+                </w:p>
+              </w:tc>
+              <w:tc>
+                <w:tcPr>
+                  <w:tcW w:w="7438" w:type="dxa"/>
+                  <w:gridSpan w:val="2"/>
+                  <w:vAlign w:val="center"/>
+                </w:tcPr>
+                <w:p>
+                  <w:pPr>
+                    <w:rPr>
+                      <w:rFonts w:ascii="Tahoma" w:eastAsia="Calibri" w:hAnsi="Tahoma" w:cs="Tahoma"/>
+                      <w:b/>
+                      <w:sz w:val="16"/>
+                      <w:szCs w:val="16"/>
+                    </w:rPr>
+                  </w:pPr>
+                  <w:r>
+                    <w:rPr>
+                      <w:rFonts w:ascii="Tahoma" w:eastAsia="Calibri" w:hAnsi="Tahoma" w:cs="Tahoma"/>
+                      <w:bCs/>
+                      <w:sz w:val="16"/>
+                      <w:szCs w:val="16"/>
+                    </w:rPr>
+                    <w:t>{</w:t>
+                  </w:r>
+                  <w:proofErr w:type="spellStart"/>
+                  <w:r>
+                    <w:rPr>
+                      <w:rFonts w:ascii="Tahoma" w:hAnsi="Tahoma" w:cs="Tahoma"/>
+                      <w:bCs/>
+                      <w:color w:val="000000"/>
+                      <w:sz w:val="16"/>
+                      <w:szCs w:val="16"/>
+                    </w:rPr>
+                    <w:t>BillTo</w:t>
+                  </w:r>
+                  <w:proofErr w:type="spellEnd"/>
+                  <w:r>
+                    <w:rPr>
+                      <w:rFonts w:ascii="Consolas" w:eastAsia="Calibri" w:hAnsi="Consolas" w:cs="Consolas"/>
+                      <w:bCs/>
+                      <w:color w:val="000000"/>
+                      <w:sz w:val="19"/>
+                      <w:szCs w:val="19"/>
+                    </w:rPr>
+                    <w:t>}</w:t>
+                  </w:r>
+                </w:p>
+              </w:tc>
+              <w:tc>
+                <w:tcPr>
+                  <w:tcW w:w="7920" w:type="dxa"/>
+                  <w:gridSpan w:val="2"/>
+                  <w:vAlign w:val="center"/>
+                </w:tcPr>
+                <w:p>
+                  <w:pPr>
+                    <w:rPr>
+                      <w:rFonts w:ascii="Tahoma" w:eastAsia="Calibri" w:hAnsi="Tahoma" w:cs="Tahoma"/>
+                      <w:b/>
+                      <w:sz w:val="16"/>
+                      <w:szCs w:val="16"/>
+                    </w:rPr>
+                  </w:pPr>
+                  <w:r>
+                    <w:rPr>
+                      <w:rFonts w:ascii="Tahoma" w:eastAsia="Calibri" w:hAnsi="Tahoma" w:cs="Tahoma"/>
+                      <w:b/>
+                      <w:sz w:val="16"/>
+                      <w:szCs w:val="16"/>
+                    </w:rPr>
+                    <w:t>Remarks: {</w:t>
+                  </w:r>
+                  <w:r>
+                    <w:rPr>
+                      <w:rFonts w:ascii="Tahoma" w:hAnsi="Tahoma" w:cs="Tahoma"/>
+                      <w:bCs/>
+                      <w:color w:val="000000"/>
+                      <w:sz w:val="16"/>
+                      <w:szCs w:val="16"/>
+                    </w:rPr>
+                    <w:t>Remarks</w:t>
+                  </w:r>
+                  <w:r>
+                    <w:rPr>
+                      <w:rFonts w:ascii="Tahoma" w:hAnsi="Tahoma" w:cs="Tahoma"/>
+                      <w:bCs/>
+                      <w:color w:val="000000"/>
+                      <w:sz w:val="16"/>
+                      <w:szCs w:val="16"/>
+                    </w:rPr>
+                    <w:t>}</w:t>
+                  </w:r>
+                </w:p>
+              </w:tc>
+            </w:tr>
+            <w:tr>
+              <w:trPr>
+                <w:trHeight w:val="296"/>
+              </w:trPr>
+              <w:tc>
+                <w:tcPr>
+                  <w:tcW w:w="2547" w:type="dxa"/>
+                  <w:vAlign w:val="center"/>
+                </w:tcPr>
+                <w:p>
+                  <w:pPr>
+                    <w:rPr>
+                      <w:rFonts w:ascii="Tahoma" w:eastAsia="Calibri" w:hAnsi="Tahoma" w:cs="Tahoma"/>
+                      <w:b/>
+                      <w:sz w:val="16"/>
+                      <w:szCs w:val="16"/>
+                    </w:rPr>
+                  </w:pPr>
+                  <w:r>
+                    <w:rPr>
+                      <w:rFonts w:ascii="Tahoma" w:eastAsia="Calibri" w:hAnsi="Tahoma" w:cs="Tahoma"/>
+                      <w:b/>
+                      <w:sz w:val="16"/>
+                      <w:szCs w:val="16"/>
+                    </w:rPr>
+                    <w:t>Delivery Address:</w:t>
+                  </w:r>
+                </w:p>
+              </w:tc>
+              <w:tc>
+                <w:tcPr>
+                  <w:tcW w:w="7440" w:type="dxa"/>
+                  <w:gridSpan w:val="2"/>
+                  <w:vAlign w:val="center"/>
+                </w:tcPr>
+                <w:p>
+                  <w:pPr>
+                    <w:rPr>
+                      <w:rFonts w:ascii="Tahoma" w:eastAsia="Calibri" w:hAnsi="Tahoma" w:cs="Tahoma"/>
+                      <w:b/>
+                      <w:sz w:val="44"/>
+                      <w:szCs w:val="44"/>
+                    </w:rPr>
+                  </w:pPr>
+                  <w:r>
+                    <w:rPr>
+                      <w:rFonts w:ascii="Tahoma" w:eastAsia="Calibri" w:hAnsi="Tahoma" w:cs="Tahoma"/>
+                      <w:bCs/>
+                      <w:sz w:val="19"/>
+                      <w:szCs w:val="19"/>
+                    </w:rPr>
+                    <w:t>{</w:t>
+                  </w:r>
+                  <w:r>
+                    <w:rPr>
+                      <w:rFonts w:ascii="Tahoma" w:hAnsi="Tahoma" w:cs="Tahoma"/>
+                      <w:bCs/>
+                      <w:color w:val="000000"/>
+                      <w:sz w:val="16"/>
+                      <w:szCs w:val="16"/>
+                      <w:highlight w:val="white"/>
+                    </w:rPr>
+                    <w:t>ShipTo</w:t>
+                  </w:r>
+                  <w:r>
+                    <w:rPr>
+                      <w:rFonts w:ascii="Consolas" w:eastAsia="Calibri" w:hAnsi="Consolas" w:cs="Consolas"/>
+                      <w:bCs/>
+                      <w:color w:val="000000"/>
+                      <w:sz w:val="19"/>
+                      <w:szCs w:val="19"/>
+                    </w:rPr>
+                    <w:t>}</w:t>
+                  </w:r>
+                </w:p>
+              </w:tc>
+              <w:tc>
+                <w:tcPr>
+                  <w:tcW w:w="7918" w:type="dxa"/>
+                  <w:gridSpan w:val="2"/>
+                  <w:vAlign w:val="center"/>
+                </w:tcPr>
+                <w:p>
+                  <w:pPr>
+                    <w:rPr>
+                      <w:rFonts w:ascii="Tahoma" w:eastAsia="Calibri" w:hAnsi="Tahoma" w:cs="Tahoma"/>
+                      <w:b/>
+                      <w:sz w:val="44"/>
+                      <w:szCs w:val="44"/>
+                    </w:rPr>
+                  </w:pPr>
+                  <w:r>
+                    <w:rPr>
+                      <w:rFonts w:ascii="Tahoma" w:eastAsia="Arial" w:hAnsi="Tahoma" w:cs="Tahoma"/>
+                      <w:b/>
+                      <w:sz w:val="16"/>
+                      <w:szCs w:val="16"/>
+                    </w:rPr>
+                    <w:t>Nots For Accounts</w:t>
+                  </w:r>
+                  <w:r>
+                    <w:rPr>
+                      <w:rFonts w:ascii="Tahoma" w:eastAsia="Arial" w:hAnsi="Tahoma" w:cs="Tahoma"/>
+                      <w:b/>
+                      <w:sz w:val="16"/>
+                      <w:szCs w:val="16"/>
+                    </w:rPr>
+                    <w:t>:</w:t>
+                  </w:r>
+                  <w:r>
+                    <w:rPr>
+                      <w:rFonts w:ascii="Tahoma" w:eastAsia="Calibri" w:hAnsi="Tahoma" w:cs="Tahoma"/>
+                      <w:b/>
+                      <w:sz w:val="16"/>
+                      <w:szCs w:val="16"/>
+                    </w:rPr>
+                    <w:t>{</w:t>
+                  </w:r>
+                  <w:proofErr w:type="spellStart"/>
+                  <w:r>
+                    <w:rPr>
+                      <w:rFonts w:ascii="Tahoma" w:eastAsia="Arial" w:hAnsi="Tahoma" w:cs="Tahoma"/>
+                      <w:bCs/>
+                      <w:sz w:val="16"/>
+                      <w:szCs w:val="16"/>
+                    </w:rPr>
+                    <w:t>NoteForAccounts</w:t>
+                  </w:r>
+                  <w:proofErr w:type="spellEnd"/>
+                  <w:r>
+                    <w:rPr>
+                      <w:rFonts w:ascii="Tahoma" w:eastAsia="Calibri" w:hAnsi="Tahoma" w:cs="Tahoma"/>
+                      <w:b/>
+                      <w:sz w:val="16"/>
+                      <w:szCs w:val="16"/>
+                    </w:rPr>
+                    <w:t>}</w:t>
+                  </w:r>
+                  <w:r>
+                    <w:rPr>
+                      <w:rFonts w:ascii="Tahoma" w:eastAsia="Calibri" w:hAnsi="Tahoma" w:cs="Tahoma"/>
+                      <w:b/>
+                      <w:sz w:val="16"/>
+                      <w:szCs w:val="16"/>
+                    </w:rPr>
+                    <w:t xml:space="preserve"> </w:t>
+                  </w:r>
+                </w:p>
+              </w:tc>
+            </w:tr>
+          </w:tbl>
           <w:p>
             <w:pPr>
-              <w:rPr>
-                <w:rFonts w:ascii="Tahoma" w:eastAsia="Arial" w:hAnsi="Tahoma" w:cs="Tahoma"/>
-                <w:bCs/>
-                <w:sz w:val="16"/>
-                <w:szCs w:val="16"/>
-              </w:rPr>
-            </w:pPr>
-            <w:r>
               <w:rPr>
                 <w:rFonts w:ascii="Tahoma" w:hAnsi="Tahoma" w:cs="Tahoma"/>
                 <w:b/>
@@ -327,32 +1234,18 @@
                 <w:szCs w:val="16"/>
                 <w:highlight w:val="white"/>
               </w:rPr>
-              <w:t>Sales</w:t>
-            </w:r>
-            <w:r>
-              <w:rPr>
-                <w:rFonts w:ascii="Tahoma" w:hAnsi="Tahoma" w:cs="Tahoma"/>
-                <w:b/>
-                <w:color w:val="000000"/>
-                <w:sz w:val="16"/>
-                <w:szCs w:val="16"/>
-                <w:highlight w:val="white"/>
-              </w:rPr>
-              <w:t xml:space="preserve"> </w:t>
-            </w:r>
-            <w:proofErr w:type="gramStart"/>
-            <w:r>
-              <w:rPr>
-                <w:rFonts w:ascii="Tahoma" w:hAnsi="Tahoma" w:cs="Tahoma"/>
-                <w:b/>
-                <w:color w:val="000000"/>
-                <w:sz w:val="16"/>
-                <w:szCs w:val="16"/>
-                <w:highlight w:val="white"/>
-              </w:rPr>
-              <w:t>No</w:t>
-            </w:r>
-            <w:r>
+            </w:pPr>
+          </w:p>
+        </w:tc>
+        <w:tc>
+          <w:tcPr>
+            <w:tcW w:w="236" w:type="dxa"/>
+            <w:tcBorders>
+              <w:left w:val="nil"/>
+            </w:tcBorders>
+          </w:tcPr>
+          <w:p>
+            <w:pPr>
               <w:rPr>
                 <w:rFonts w:ascii="Tahoma" w:hAnsi="Tahoma" w:cs="Tahoma"/>
                 <w:b/>
@@ -360,781 +1253,7 @@
                 <w:sz w:val="16"/>
                 <w:szCs w:val="16"/>
               </w:rPr>
-              <w:t xml:space="preserve"> </w:t>
-            </w:r>
-            <w:r>
-              <w:rPr>
-                <w:rFonts w:ascii="Tahoma" w:eastAsia="Arial" w:hAnsi="Tahoma" w:cs="Tahoma"/>
-                <w:b/>
-                <w:bCs/>
-                <w:sz w:val="16"/>
-                <w:szCs w:val="16"/>
-              </w:rPr>
-              <w:t>:</w:t>
-            </w:r>
-            <w:proofErr w:type="gramEnd"/>
-            <w:r>
-              <w:rPr>
-                <w:rFonts w:ascii="Tahoma" w:eastAsia="Arial" w:hAnsi="Tahoma" w:cs="Tahoma"/>
-                <w:bCs/>
-                <w:sz w:val="16"/>
-                <w:szCs w:val="16"/>
-              </w:rPr>
-              <w:t>{</w:t>
-            </w:r>
-            <w:proofErr w:type="spellStart"/>
-            <w:r>
-              <w:rPr>
-                <w:rFonts w:ascii="Tahoma" w:hAnsi="Tahoma" w:cs="Tahoma"/>
-                <w:color w:val="000000"/>
-                <w:sz w:val="16"/>
-                <w:szCs w:val="16"/>
-                <w:highlight w:val="white"/>
-              </w:rPr>
-              <w:t>IssueNo</w:t>
-            </w:r>
-            <w:proofErr w:type="spellEnd"/>
-            <w:r>
-              <w:rPr>
-                <w:rFonts w:ascii="Tahoma" w:eastAsia="Arial" w:hAnsi="Tahoma" w:cs="Tahoma"/>
-                <w:bCs/>
-                <w:sz w:val="16"/>
-                <w:szCs w:val="16"/>
-              </w:rPr>
-              <w:t>}</w:t>
-            </w:r>
-            <w:r>
-              <w:rPr>
-                <w:rFonts w:ascii="Tahoma" w:eastAsia="Arial" w:hAnsi="Tahoma" w:cs="Tahoma"/>
-                <w:bCs/>
-                <w:sz w:val="16"/>
-                <w:szCs w:val="16"/>
-              </w:rPr>
-              <w:t xml:space="preserve"> </w:t>
-            </w:r>
-          </w:p>
-          <w:p>
-            <w:pPr>
-              <w:rPr>
-                <w:rFonts w:ascii="Tahoma" w:eastAsia="Arial" w:hAnsi="Tahoma" w:cs="Tahoma"/>
-                <w:b/>
-                <w:bCs/>
-                <w:sz w:val="16"/>
-                <w:szCs w:val="16"/>
-              </w:rPr>
             </w:pPr>
-            <w:r>
-              <w:rPr>
-                <w:rFonts w:ascii="Tahoma" w:hAnsi="Tahoma" w:cs="Tahoma"/>
-                <w:b/>
-                <w:color w:val="000000"/>
-                <w:sz w:val="16"/>
-                <w:szCs w:val="16"/>
-                <w:highlight w:val="white"/>
-              </w:rPr>
-              <w:t xml:space="preserve">Name of </w:t>
-            </w:r>
-            <w:proofErr w:type="gramStart"/>
-            <w:r>
-              <w:rPr>
-                <w:rFonts w:ascii="Tahoma" w:hAnsi="Tahoma" w:cs="Tahoma"/>
-                <w:b/>
-                <w:color w:val="000000"/>
-                <w:sz w:val="16"/>
-                <w:szCs w:val="16"/>
-                <w:highlight w:val="white"/>
-              </w:rPr>
-              <w:t>Consignee:</w:t>
-            </w:r>
-            <w:r>
-              <w:rPr>
-                <w:rFonts w:ascii="Tahoma" w:hAnsi="Tahoma" w:cs="Tahoma"/>
-                <w:b/>
-                <w:color w:val="000000"/>
-                <w:sz w:val="16"/>
-                <w:szCs w:val="16"/>
-              </w:rPr>
-              <w:t>:</w:t>
-            </w:r>
-            <w:proofErr w:type="gramEnd"/>
-            <w:r>
-              <w:rPr>
-                <w:rFonts w:ascii="Tahoma" w:hAnsi="Tahoma" w:cs="Tahoma"/>
-                <w:b/>
-                <w:color w:val="000000"/>
-                <w:sz w:val="16"/>
-                <w:szCs w:val="16"/>
-              </w:rPr>
-              <w:t>{</w:t>
-            </w:r>
-            <w:proofErr w:type="spellStart"/>
-            <w:r>
-              <w:rPr>
-                <w:rFonts w:ascii="Tahoma" w:hAnsi="Tahoma" w:cs="Tahoma"/>
-                <w:b/>
-                <w:color w:val="000000"/>
-                <w:sz w:val="16"/>
-                <w:szCs w:val="16"/>
-                <w:highlight w:val="white"/>
-              </w:rPr>
-              <w:t>CustomerName</w:t>
-            </w:r>
-            <w:proofErr w:type="spellEnd"/>
-            <w:r>
-              <w:rPr>
-                <w:rFonts w:ascii="Tahoma" w:hAnsi="Tahoma" w:cs="Tahoma"/>
-                <w:b/>
-                <w:color w:val="000000"/>
-                <w:sz w:val="16"/>
-                <w:szCs w:val="16"/>
-              </w:rPr>
-              <w:t>}</w:t>
-            </w:r>
-            <w:r>
-              <w:rPr>
-                <w:rFonts w:ascii="Tahoma" w:eastAsia="Arial" w:hAnsi="Tahoma" w:cs="Tahoma"/>
-                <w:bCs/>
-                <w:sz w:val="16"/>
-                <w:szCs w:val="16"/>
-              </w:rPr>
-              <w:t xml:space="preserve">                    </w:t>
-            </w:r>
-            <w:r>
-              <w:rPr>
-                <w:rFonts w:ascii="Tahoma" w:hAnsi="Tahoma" w:cs="Tahoma"/>
-                <w:b/>
-                <w:color w:val="000000"/>
-                <w:sz w:val="16"/>
-                <w:szCs w:val="16"/>
-                <w:highlight w:val="white"/>
-              </w:rPr>
-              <w:t xml:space="preserve"> </w:t>
-            </w:r>
-          </w:p>
-          <w:p>
-            <w:pPr>
-              <w:rPr>
-                <w:rFonts w:ascii="Tahoma" w:eastAsia="Arial" w:hAnsi="Tahoma" w:cs="Tahoma"/>
-                <w:bCs/>
-                <w:sz w:val="16"/>
-                <w:szCs w:val="16"/>
-              </w:rPr>
-            </w:pPr>
-            <w:r>
-              <w:rPr>
-                <w:rFonts w:ascii="Tahoma" w:eastAsia="Arial" w:hAnsi="Tahoma" w:cs="Tahoma"/>
-                <w:b/>
-                <w:sz w:val="16"/>
-                <w:szCs w:val="16"/>
-              </w:rPr>
-              <w:t>Consignee Address</w:t>
-            </w:r>
-            <w:r>
-              <w:rPr>
-                <w:rFonts w:ascii="Tahoma" w:eastAsia="Arial" w:hAnsi="Tahoma" w:cs="Tahoma"/>
-                <w:bCs/>
-                <w:sz w:val="16"/>
-                <w:szCs w:val="16"/>
-              </w:rPr>
-              <w:t>:</w:t>
-            </w:r>
-            <w:r>
-              <w:rPr>
-                <w:rFonts w:ascii="Tahoma" w:eastAsia="Arial" w:hAnsi="Tahoma" w:cs="Tahoma"/>
-                <w:bCs/>
-                <w:sz w:val="16"/>
-                <w:szCs w:val="16"/>
-              </w:rPr>
-              <w:t xml:space="preserve"> </w:t>
-            </w:r>
-            <w:r>
-              <w:rPr>
-                <w:rFonts w:ascii="Tahoma" w:eastAsia="Arial" w:hAnsi="Tahoma" w:cs="Tahoma"/>
-                <w:b/>
-                <w:sz w:val="16"/>
-                <w:szCs w:val="16"/>
-              </w:rPr>
-              <w:t>{</w:t>
-            </w:r>
-            <w:proofErr w:type="spellStart"/>
-            <w:r>
-              <w:rPr>
-                <w:rFonts w:ascii="Tahoma" w:hAnsi="Tahoma" w:cs="Tahoma"/>
-                <w:b/>
-                <w:color w:val="000000"/>
-                <w:sz w:val="16"/>
-                <w:szCs w:val="16"/>
-                <w:highlight w:val="white"/>
-              </w:rPr>
-              <w:t>BillTo</w:t>
-            </w:r>
-            <w:proofErr w:type="spellEnd"/>
-            <w:r>
-              <w:rPr>
-                <w:rFonts w:ascii="Tahoma" w:eastAsia="Arial" w:hAnsi="Tahoma" w:cs="Tahoma"/>
-                <w:b/>
-                <w:sz w:val="16"/>
-                <w:szCs w:val="16"/>
-              </w:rPr>
-              <w:t>}</w:t>
-            </w:r>
-            <w:r>
-              <w:rPr>
-                <w:rFonts w:ascii="Tahoma" w:eastAsia="Arial" w:hAnsi="Tahoma" w:cs="Tahoma"/>
-                <w:bCs/>
-                <w:sz w:val="16"/>
-                <w:szCs w:val="16"/>
-              </w:rPr>
-              <w:t xml:space="preserve">   </w:t>
-            </w:r>
-            <w:r>
-              <w:rPr>
-                <w:rFonts w:ascii="Tahoma" w:eastAsia="Arial" w:hAnsi="Tahoma" w:cs="Tahoma"/>
-                <w:bCs/>
-                <w:sz w:val="16"/>
-                <w:szCs w:val="16"/>
-              </w:rPr>
-              <w:t xml:space="preserve">  </w:t>
-            </w:r>
-          </w:p>
-          <w:p>
-            <w:pPr>
-              <w:rPr>
-                <w:rFonts w:ascii="Tahoma" w:eastAsia="Arial" w:hAnsi="Tahoma" w:cs="Tahoma"/>
-                <w:b/>
-                <w:sz w:val="16"/>
-                <w:szCs w:val="16"/>
-              </w:rPr>
-            </w:pPr>
-            <w:r>
-              <w:rPr>
-                <w:rFonts w:ascii="Tahoma" w:eastAsia="Arial" w:hAnsi="Tahoma" w:cs="Tahoma"/>
-                <w:b/>
-                <w:sz w:val="16"/>
-                <w:szCs w:val="16"/>
-              </w:rPr>
-              <w:t>Delivery Address</w:t>
-            </w:r>
-            <w:proofErr w:type="gramStart"/>
-            <w:r>
-              <w:rPr>
-                <w:rFonts w:ascii="Tahoma" w:eastAsia="Arial" w:hAnsi="Tahoma" w:cs="Tahoma"/>
-                <w:b/>
-                <w:sz w:val="16"/>
-                <w:szCs w:val="16"/>
-              </w:rPr>
-              <w:t>:</w:t>
-            </w:r>
-            <w:r>
-              <w:rPr>
-                <w:rFonts w:ascii="Tahoma" w:eastAsia="Arial" w:hAnsi="Tahoma" w:cs="Tahoma"/>
-                <w:b/>
-                <w:sz w:val="16"/>
-                <w:szCs w:val="16"/>
-              </w:rPr>
-              <w:t xml:space="preserve">  </w:t>
-            </w:r>
-            <w:r>
-              <w:rPr>
-                <w:rFonts w:ascii="Tahoma" w:eastAsia="Arial" w:hAnsi="Tahoma" w:cs="Tahoma"/>
-                <w:b/>
-                <w:sz w:val="16"/>
-                <w:szCs w:val="16"/>
-              </w:rPr>
-              <w:t>{</w:t>
-            </w:r>
-            <w:proofErr w:type="gramEnd"/>
-            <w:r>
-              <w:rPr>
-                <w:rFonts w:ascii="Tahoma" w:hAnsi="Tahoma" w:cs="Tahoma"/>
-                <w:b/>
-                <w:color w:val="000000"/>
-                <w:sz w:val="16"/>
-                <w:szCs w:val="16"/>
-                <w:highlight w:val="white"/>
-              </w:rPr>
-              <w:t>ShipTo</w:t>
-            </w:r>
-            <w:r>
-              <w:rPr>
-                <w:rFonts w:ascii="Tahoma" w:eastAsia="Arial" w:hAnsi="Tahoma" w:cs="Tahoma"/>
-                <w:b/>
-                <w:sz w:val="16"/>
-                <w:szCs w:val="16"/>
-              </w:rPr>
-              <w:t>}</w:t>
-            </w:r>
-            <w:r>
-              <w:rPr>
-                <w:rFonts w:ascii="Tahoma" w:eastAsia="Arial" w:hAnsi="Tahoma" w:cs="Tahoma"/>
-                <w:bCs/>
-                <w:sz w:val="16"/>
-                <w:szCs w:val="16"/>
-              </w:rPr>
-              <w:t xml:space="preserve"> </w:t>
-            </w:r>
-            <w:r>
-              <w:rPr>
-                <w:rFonts w:ascii="Tahoma" w:eastAsia="Arial" w:hAnsi="Tahoma" w:cs="Tahoma"/>
-                <w:bCs/>
-                <w:sz w:val="16"/>
-                <w:szCs w:val="16"/>
-              </w:rPr>
-              <w:t xml:space="preserve">                           </w:t>
-            </w:r>
-            <w:r>
-              <w:rPr>
-                <w:rFonts w:ascii="Tahoma" w:hAnsi="Tahoma" w:cs="Tahoma"/>
-                <w:b/>
-                <w:color w:val="000000"/>
-                <w:sz w:val="16"/>
-                <w:szCs w:val="16"/>
-                <w:highlight w:val="white"/>
-              </w:rPr>
-              <w:t xml:space="preserve"> </w:t>
-            </w:r>
-          </w:p>
-          <w:p>
-            <w:pPr>
-              <w:rPr>
-                <w:rFonts w:ascii="Tahoma" w:eastAsia="Arial" w:hAnsi="Tahoma" w:cs="Tahoma"/>
-                <w:b/>
-                <w:bCs/>
-                <w:sz w:val="16"/>
-                <w:szCs w:val="16"/>
-              </w:rPr>
-            </w:pPr>
-            <w:r>
-              <w:rPr>
-                <w:rFonts w:ascii="Tahoma" w:eastAsia="Arial" w:hAnsi="Tahoma" w:cs="Tahoma"/>
-                <w:bCs/>
-                <w:sz w:val="16"/>
-                <w:szCs w:val="16"/>
-              </w:rPr>
-              <w:t xml:space="preserve">                                </w:t>
-            </w:r>
-            <w:r>
-              <w:rPr>
-                <w:rFonts w:ascii="Tahoma" w:hAnsi="Tahoma" w:cs="Tahoma"/>
-                <w:b/>
-                <w:color w:val="000000"/>
-                <w:sz w:val="16"/>
-                <w:szCs w:val="16"/>
-                <w:highlight w:val="white"/>
-              </w:rPr>
-              <w:t xml:space="preserve"> </w:t>
-            </w:r>
-          </w:p>
-          <w:p>
-            <w:pPr>
-              <w:rPr>
-                <w:rFonts w:ascii="Tahoma" w:eastAsia="Arial" w:hAnsi="Tahoma" w:cs="Tahoma"/>
-                <w:bCs/>
-                <w:sz w:val="16"/>
-                <w:szCs w:val="16"/>
-              </w:rPr>
-            </w:pPr>
-            <w:r>
-              <w:rPr>
-                <w:rFonts w:ascii="Tahoma" w:eastAsia="Arial" w:hAnsi="Tahoma" w:cs="Tahoma"/>
-                <w:b/>
-                <w:bCs/>
-                <w:sz w:val="16"/>
-                <w:szCs w:val="16"/>
-              </w:rPr>
-              <w:tab/>
-            </w:r>
-          </w:p>
-        </w:tc>
-        <w:tc>
-          <w:tcPr>
-            <w:tcW w:w="7542" w:type="dxa"/>
-          </w:tcPr>
-          <w:p>
-            <w:pPr>
-              <w:rPr>
-                <w:rFonts w:ascii="Tahoma" w:eastAsia="Times New Roman" w:hAnsi="Tahoma" w:cs="Tahoma"/>
-                <w:color w:val="000000"/>
-                <w:sz w:val="16"/>
-                <w:szCs w:val="16"/>
-              </w:rPr>
-            </w:pPr>
-            <w:proofErr w:type="gramStart"/>
-            <w:r>
-              <w:rPr>
-                <w:rFonts w:ascii="Tahoma" w:hAnsi="Tahoma" w:cs="Tahoma"/>
-                <w:b/>
-                <w:color w:val="000000"/>
-                <w:sz w:val="16"/>
-                <w:szCs w:val="16"/>
-              </w:rPr>
-              <w:t xml:space="preserve">Entity </w:t>
-            </w:r>
-            <w:r>
-              <w:rPr>
-                <w:rFonts w:ascii="Tahoma" w:eastAsia="Arial" w:hAnsi="Tahoma" w:cs="Tahoma"/>
-                <w:b/>
-                <w:bCs/>
-                <w:sz w:val="16"/>
-                <w:szCs w:val="16"/>
-              </w:rPr>
-              <w:t>:</w:t>
-            </w:r>
-            <w:proofErr w:type="gramEnd"/>
-            <w:r>
-              <w:rPr>
-                <w:rFonts w:ascii="Tahoma" w:eastAsia="Arial" w:hAnsi="Tahoma" w:cs="Tahoma"/>
-                <w:b/>
-                <w:bCs/>
-                <w:sz w:val="16"/>
-                <w:szCs w:val="16"/>
-              </w:rPr>
-              <w:t xml:space="preserve">  </w:t>
-            </w:r>
-            <w:r>
-              <w:rPr>
-                <w:rFonts w:ascii="Tahoma" w:eastAsia="Times New Roman" w:hAnsi="Tahoma" w:cs="Tahoma"/>
-                <w:color w:val="000000"/>
-                <w:sz w:val="16"/>
-                <w:szCs w:val="16"/>
-              </w:rPr>
-              <w:t>{</w:t>
-            </w:r>
-            <w:proofErr w:type="gramStart"/>
-            <w:r>
-              <w:rPr>
-                <w:rFonts w:ascii="Tahoma" w:eastAsia="Times New Roman" w:hAnsi="Tahoma" w:cs="Tahoma"/>
-                <w:color w:val="000000"/>
-                <w:sz w:val="16"/>
-                <w:szCs w:val="16"/>
-              </w:rPr>
-              <w:t xml:space="preserve">Entity}   </w:t>
-            </w:r>
-            <w:proofErr w:type="gramEnd"/>
-            <w:r>
-              <w:rPr>
-                <w:rFonts w:ascii="Tahoma" w:eastAsia="Times New Roman" w:hAnsi="Tahoma" w:cs="Tahoma"/>
-                <w:color w:val="000000"/>
-                <w:sz w:val="16"/>
-                <w:szCs w:val="16"/>
-              </w:rPr>
-              <w:t xml:space="preserve">                              </w:t>
-            </w:r>
-            <w:r>
-              <w:rPr>
-                <w:rFonts w:ascii="Tahoma" w:eastAsia="Times New Roman" w:hAnsi="Tahoma" w:cs="Tahoma"/>
-                <w:color w:val="000000"/>
-                <w:sz w:val="16"/>
-                <w:szCs w:val="16"/>
-              </w:rPr>
-              <w:t xml:space="preserve">                       </w:t>
-            </w:r>
-            <w:r>
-              <w:rPr>
-                <w:rFonts w:ascii="Tahoma" w:eastAsia="Times New Roman" w:hAnsi="Tahoma" w:cs="Tahoma"/>
-                <w:color w:val="000000"/>
-                <w:sz w:val="16"/>
-                <w:szCs w:val="16"/>
-              </w:rPr>
-              <w:t xml:space="preserve">                                                                  </w:t>
-            </w:r>
-            <w:r>
-              <w:rPr>
-                <w:rFonts w:ascii="Tahoma" w:eastAsia="Times New Roman" w:hAnsi="Tahoma" w:cs="Tahoma"/>
-                <w:color w:val="000000"/>
-                <w:sz w:val="16"/>
-                <w:szCs w:val="16"/>
-              </w:rPr>
-              <w:t xml:space="preserve">                    </w:t>
-            </w:r>
-            <w:r>
-              <w:rPr>
-                <w:rFonts w:ascii="Tahoma" w:eastAsia="Times New Roman" w:hAnsi="Tahoma" w:cs="Tahoma"/>
-                <w:color w:val="000000"/>
-                <w:sz w:val="16"/>
-                <w:szCs w:val="16"/>
-              </w:rPr>
-              <w:t xml:space="preserve">                        </w:t>
-            </w:r>
-            <w:r>
-              <w:rPr>
-                <w:rFonts w:ascii="Tahoma" w:eastAsia="Times New Roman" w:hAnsi="Tahoma" w:cs="Tahoma"/>
-                <w:color w:val="000000"/>
-                <w:sz w:val="16"/>
-                <w:szCs w:val="16"/>
-              </w:rPr>
-              <w:t xml:space="preserve"> </w:t>
-            </w:r>
-            <w:r>
-              <w:rPr>
-                <w:rFonts w:ascii="Tahoma" w:eastAsia="Arial" w:hAnsi="Tahoma" w:cs="Tahoma"/>
-                <w:b/>
-                <w:bCs/>
-                <w:sz w:val="16"/>
-                <w:szCs w:val="16"/>
-              </w:rPr>
-              <w:t>Dated</w:t>
-            </w:r>
-            <w:proofErr w:type="gramStart"/>
-            <w:r>
-              <w:rPr>
-                <w:rFonts w:ascii="Tahoma" w:eastAsia="Arial" w:hAnsi="Tahoma" w:cs="Tahoma"/>
-                <w:b/>
-                <w:bCs/>
-                <w:sz w:val="16"/>
-                <w:szCs w:val="16"/>
-              </w:rPr>
-              <w:t xml:space="preserve">:  </w:t>
-            </w:r>
-            <w:r>
-              <w:rPr>
-                <w:rFonts w:ascii="Tahoma" w:eastAsia="Times New Roman" w:hAnsi="Tahoma" w:cs="Tahoma"/>
-                <w:color w:val="000000"/>
-                <w:sz w:val="16"/>
-                <w:szCs w:val="16"/>
-              </w:rPr>
-              <w:t>{</w:t>
-            </w:r>
-            <w:proofErr w:type="spellStart"/>
-            <w:proofErr w:type="gramEnd"/>
-            <w:r>
-              <w:rPr>
-                <w:rFonts w:ascii="Tahoma" w:eastAsia="Times New Roman" w:hAnsi="Tahoma" w:cs="Tahoma"/>
-                <w:color w:val="000000"/>
-                <w:sz w:val="16"/>
-                <w:szCs w:val="16"/>
-              </w:rPr>
-              <w:t>poDate</w:t>
-            </w:r>
-            <w:proofErr w:type="spellEnd"/>
-            <w:r>
-              <w:rPr>
-                <w:rFonts w:ascii="Tahoma" w:eastAsia="Times New Roman" w:hAnsi="Tahoma" w:cs="Tahoma"/>
-                <w:color w:val="000000"/>
-                <w:sz w:val="16"/>
-                <w:szCs w:val="16"/>
-              </w:rPr>
-              <w:t>}</w:t>
-            </w:r>
-          </w:p>
-          <w:p>
-            <w:pPr>
-              <w:rPr>
-                <w:rFonts w:ascii="Tahoma" w:eastAsia="Arial" w:hAnsi="Tahoma" w:cs="Tahoma"/>
-                <w:bCs/>
-                <w:sz w:val="16"/>
-                <w:szCs w:val="16"/>
-              </w:rPr>
-            </w:pPr>
-            <w:proofErr w:type="gramStart"/>
-            <w:r>
-              <w:rPr>
-                <w:rFonts w:ascii="Tahoma" w:hAnsi="Tahoma" w:cs="Tahoma"/>
-                <w:b/>
-                <w:color w:val="000000"/>
-                <w:sz w:val="16"/>
-                <w:szCs w:val="16"/>
-                <w:highlight w:val="white"/>
-              </w:rPr>
-              <w:t xml:space="preserve">Sales  </w:t>
-            </w:r>
-            <w:r>
-              <w:rPr>
-                <w:rFonts w:ascii="Tahoma" w:hAnsi="Tahoma" w:cs="Tahoma"/>
-                <w:b/>
-                <w:color w:val="000000"/>
-                <w:sz w:val="16"/>
-                <w:szCs w:val="16"/>
-              </w:rPr>
-              <w:t xml:space="preserve">Type </w:t>
-            </w:r>
-            <w:r>
-              <w:rPr>
-                <w:rFonts w:ascii="Tahoma" w:eastAsia="Arial" w:hAnsi="Tahoma" w:cs="Tahoma"/>
-                <w:b/>
-                <w:bCs/>
-                <w:sz w:val="16"/>
-                <w:szCs w:val="16"/>
-              </w:rPr>
-              <w:t>:</w:t>
-            </w:r>
-            <w:r>
-              <w:rPr>
-                <w:rFonts w:ascii="Tahoma" w:eastAsia="Arial" w:hAnsi="Tahoma" w:cs="Tahoma"/>
-                <w:bCs/>
-                <w:sz w:val="16"/>
-                <w:szCs w:val="16"/>
-              </w:rPr>
-              <w:t>{</w:t>
-            </w:r>
-            <w:proofErr w:type="spellStart"/>
-            <w:proofErr w:type="gramEnd"/>
-            <w:r>
-              <w:rPr>
-                <w:rFonts w:ascii="Tahoma" w:hAnsi="Tahoma" w:cs="Tahoma"/>
-                <w:color w:val="000000"/>
-                <w:sz w:val="16"/>
-                <w:szCs w:val="16"/>
-              </w:rPr>
-              <w:t>IssueType</w:t>
-            </w:r>
-            <w:proofErr w:type="spellEnd"/>
-            <w:r>
-              <w:rPr>
-                <w:rFonts w:ascii="Tahoma" w:eastAsia="Arial" w:hAnsi="Tahoma" w:cs="Tahoma"/>
-                <w:bCs/>
-                <w:sz w:val="16"/>
-                <w:szCs w:val="16"/>
-              </w:rPr>
-              <w:t>}</w:t>
-            </w:r>
-          </w:p>
-          <w:p>
-            <w:pPr>
-              <w:rPr>
-                <w:rFonts w:ascii="Tahoma" w:eastAsia="Arial" w:hAnsi="Tahoma" w:cs="Tahoma"/>
-                <w:b/>
-                <w:sz w:val="16"/>
-                <w:szCs w:val="16"/>
-              </w:rPr>
-            </w:pPr>
-            <w:r>
-              <w:rPr>
-                <w:rFonts w:ascii="Tahoma" w:eastAsia="Arial" w:hAnsi="Tahoma" w:cs="Tahoma"/>
-                <w:b/>
-                <w:sz w:val="16"/>
-                <w:szCs w:val="16"/>
-              </w:rPr>
-              <w:t xml:space="preserve">Nots For </w:t>
-            </w:r>
-            <w:proofErr w:type="gramStart"/>
-            <w:r>
-              <w:rPr>
-                <w:rFonts w:ascii="Tahoma" w:eastAsia="Arial" w:hAnsi="Tahoma" w:cs="Tahoma"/>
-                <w:b/>
-                <w:sz w:val="16"/>
-                <w:szCs w:val="16"/>
-              </w:rPr>
-              <w:t>Accounts</w:t>
-            </w:r>
-            <w:r>
-              <w:rPr>
-                <w:rFonts w:ascii="Tahoma" w:eastAsia="Arial" w:hAnsi="Tahoma" w:cs="Tahoma"/>
-                <w:b/>
-                <w:sz w:val="16"/>
-                <w:szCs w:val="16"/>
-              </w:rPr>
-              <w:t xml:space="preserve"> </w:t>
-            </w:r>
-            <w:r>
-              <w:rPr>
-                <w:rFonts w:ascii="Tahoma" w:eastAsia="Arial" w:hAnsi="Tahoma" w:cs="Tahoma"/>
-                <w:b/>
-                <w:sz w:val="16"/>
-                <w:szCs w:val="16"/>
-              </w:rPr>
-              <w:t>:</w:t>
-            </w:r>
-            <w:proofErr w:type="gramEnd"/>
-            <w:r>
-              <w:rPr>
-                <w:rFonts w:ascii="Tahoma" w:eastAsia="Arial" w:hAnsi="Tahoma" w:cs="Tahoma"/>
-                <w:b/>
-                <w:sz w:val="16"/>
-                <w:szCs w:val="16"/>
-              </w:rPr>
-              <w:t>{</w:t>
-            </w:r>
-            <w:proofErr w:type="spellStart"/>
-            <w:r>
-              <w:rPr>
-                <w:rFonts w:ascii="Tahoma" w:eastAsia="Arial" w:hAnsi="Tahoma" w:cs="Tahoma"/>
-                <w:bCs/>
-                <w:sz w:val="16"/>
-                <w:szCs w:val="16"/>
-              </w:rPr>
-              <w:t>NoteForAccounts</w:t>
-            </w:r>
-            <w:proofErr w:type="spellEnd"/>
-            <w:r>
-              <w:rPr>
-                <w:rFonts w:ascii="Tahoma" w:eastAsia="Arial" w:hAnsi="Tahoma" w:cs="Tahoma"/>
-                <w:b/>
-                <w:sz w:val="16"/>
-                <w:szCs w:val="16"/>
-              </w:rPr>
-              <w:t>}</w:t>
-            </w:r>
-          </w:p>
-          <w:p>
-            <w:pPr>
-              <w:rPr>
-                <w:rFonts w:ascii="Tahoma" w:eastAsia="Times New Roman" w:hAnsi="Tahoma" w:cs="Tahoma"/>
-                <w:color w:val="000000"/>
-                <w:sz w:val="16"/>
-                <w:szCs w:val="16"/>
-              </w:rPr>
-            </w:pPr>
-            <w:proofErr w:type="gramStart"/>
-            <w:r>
-              <w:rPr>
-                <w:rFonts w:ascii="Tahoma" w:hAnsi="Tahoma" w:cs="Tahoma"/>
-                <w:b/>
-                <w:color w:val="000000"/>
-                <w:sz w:val="16"/>
-                <w:szCs w:val="16"/>
-              </w:rPr>
-              <w:t xml:space="preserve">Remarks </w:t>
-            </w:r>
-            <w:r>
-              <w:rPr>
-                <w:rFonts w:ascii="Tahoma" w:hAnsi="Tahoma" w:cs="Tahoma"/>
-                <w:b/>
-                <w:color w:val="000000"/>
-                <w:sz w:val="16"/>
-                <w:szCs w:val="16"/>
-              </w:rPr>
-              <w:t>:</w:t>
-            </w:r>
-            <w:proofErr w:type="gramEnd"/>
-            <w:r>
-              <w:rPr>
-                <w:rFonts w:ascii="Tahoma" w:hAnsi="Tahoma" w:cs="Tahoma"/>
-                <w:b/>
-                <w:color w:val="000000"/>
-                <w:sz w:val="16"/>
-                <w:szCs w:val="16"/>
-              </w:rPr>
-              <w:t xml:space="preserve"> </w:t>
-            </w:r>
-            <w:r>
-              <w:rPr>
-                <w:rFonts w:ascii="Tahoma" w:eastAsia="Arial" w:hAnsi="Tahoma" w:cs="Tahoma"/>
-                <w:bCs/>
-                <w:sz w:val="16"/>
-                <w:szCs w:val="16"/>
-              </w:rPr>
-              <w:t>{</w:t>
-            </w:r>
-            <w:r>
-              <w:rPr>
-                <w:rFonts w:ascii="Tahoma" w:hAnsi="Tahoma" w:cs="Tahoma"/>
-                <w:bCs/>
-                <w:color w:val="000000"/>
-                <w:sz w:val="16"/>
-                <w:szCs w:val="16"/>
-              </w:rPr>
-              <w:t>Remarks</w:t>
-            </w:r>
-            <w:r>
-              <w:rPr>
-                <w:rFonts w:ascii="Tahoma" w:eastAsia="Arial" w:hAnsi="Tahoma" w:cs="Tahoma"/>
-                <w:bCs/>
-                <w:sz w:val="16"/>
-                <w:szCs w:val="16"/>
-              </w:rPr>
-              <w:t>}</w:t>
-            </w:r>
           </w:p>
         </w:tc>
       </w:tr>
@@ -1147,7 +1266,7 @@
         </w:trPr>
         <w:tc>
           <w:tcPr>
-            <w:tcW w:w="17910" w:type="dxa"/>
+            <w:tcW w:w="18367" w:type="dxa"/>
             <w:gridSpan w:val="2"/>
             <w:tcBorders>
               <w:left w:val="single" w:sz="4" w:space="0" w:color="auto"/>
@@ -1366,7 +1485,7 @@
         </w:trPr>
         <w:tc>
           <w:tcPr>
-            <w:tcW w:w="17910" w:type="dxa"/>
+            <w:tcW w:w="18367" w:type="dxa"/>
             <w:gridSpan w:val="2"/>
             <w:tcBorders>
               <w:left w:val="single" w:sz="4" w:space="0" w:color="auto"/>
@@ -1394,7 +1513,6 @@
               </w:rPr>
               <w:t xml:space="preserve">KINDLY SIGN THIS </w:t>
             </w:r>
-            <w:proofErr w:type="gramStart"/>
             <w:r>
               <w:rPr>
                 <w:rFonts w:ascii="Tahoma" w:hAnsi="Tahoma" w:cs="Tahoma"/>
@@ -1417,7 +1535,6 @@
               </w:rPr>
               <w:t xml:space="preserve"> SALES</w:t>
             </w:r>
-            <w:proofErr w:type="gramEnd"/>
             <w:r>
               <w:rPr>
                 <w:rFonts w:ascii="Tahoma" w:eastAsia="Arial" w:hAnsi="Tahoma" w:cs="Tahoma"/>
@@ -1582,7 +1699,6 @@
                           </w:rPr>
                           <w:t xml:space="preserve">For </w:t>
                         </w:r>
-                        <w:proofErr w:type="spellStart"/>
                         <w:r>
                           <w:rPr>
                             <w:rFonts w:ascii="Tahoma" w:hAnsi="Tahoma" w:cs="Tahoma"/>
@@ -1592,19 +1708,7 @@
                             <w:szCs w:val="16"/>
                             <w:shd w:val="clear" w:color="auto" w:fill="FFFFFF"/>
                           </w:rPr>
-                          <w:t>Cedaar</w:t>
-                        </w:r>
-                        <w:proofErr w:type="spellEnd"/>
-                        <w:r>
-                          <w:rPr>
-                            <w:rFonts w:ascii="Tahoma" w:hAnsi="Tahoma" w:cs="Tahoma"/>
-                            <w:b/>
-                            <w:bCs/>
-                            <w:sz w:val="16"/>
-                            <w:szCs w:val="16"/>
-                            <w:shd w:val="clear" w:color="auto" w:fill="FFFFFF"/>
-                          </w:rPr>
-                          <w:t xml:space="preserve"> Textile</w:t>
+                          <w:t>Cedaar Textile</w:t>
                         </w:r>
                         <w:r>
                           <w:rPr>
@@ -1732,7 +1836,7 @@
         </w:trPr>
         <w:tc>
           <w:tcPr>
-            <w:tcW w:w="17910" w:type="dxa"/>
+            <w:tcW w:w="18367" w:type="dxa"/>
             <w:gridSpan w:val="2"/>
             <w:tcBorders>
               <w:left w:val="single" w:sz="4" w:space="0" w:color="auto"/>
@@ -1791,7 +1895,7 @@
                     <mc:AlternateContent>
                       <mc:Choice Requires="wps">
                         <w:drawing>
-                          <wp:anchor distT="0" distB="0" distL="114300" distR="114300" simplePos="0" relativeHeight="251682816" behindDoc="0" locked="0" layoutInCell="1" allowOverlap="1" wp14:anchorId="04B74062" wp14:editId="052D9ECF">
+                          <wp:anchor distT="0" distB="0" distL="114300" distR="114300" simplePos="0" relativeHeight="251655168" behindDoc="0" locked="0" layoutInCell="1" allowOverlap="1" wp14:anchorId="04B74062" wp14:editId="08BC498E">
                             <wp:simplePos x="0" y="0"/>
                             <wp:positionH relativeFrom="column">
                               <wp:posOffset>383679</wp:posOffset>
@@ -1851,7 +1955,7 @@
                       </mc:Choice>
                       <mc:Fallback>
                         <w:pict>
-                          <v:line w14:anchorId="5C5785B4" id="Straight Connector 1" o:spid="_x0000_s1026" style="position:absolute;flip:x;z-index:251682816;visibility:visible;mso-wrap-style:square;mso-width-percent:0;mso-height-percent:0;mso-wrap-distance-left:9pt;mso-wrap-distance-top:0;mso-wrap-distance-right:9pt;mso-wrap-distance-bottom:0;mso-position-horizontal:absolute;mso-position-horizontal-relative:text;mso-position-vertical:absolute;mso-position-vertical-relative:text;mso-width-percent:0;mso-height-percent:0;mso-width-relative:margin;mso-height-relative:margin" from="30.2pt,8.35pt" to="139.75pt,8.35pt" o:gfxdata="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" strokecolor="black [3213]" strokeweight=".5pt">
+                          <v:line w14:anchorId="70FA9640" id="Straight Connector 1" o:spid="_x0000_s1026" style="position:absolute;flip:x;z-index:251655168;visibility:visible;mso-wrap-style:square;mso-width-percent:0;mso-height-percent:0;mso-wrap-distance-left:9pt;mso-wrap-distance-top:0;mso-wrap-distance-right:9pt;mso-wrap-distance-bottom:0;mso-position-horizontal:absolute;mso-position-horizontal-relative:text;mso-position-vertical:absolute;mso-position-vertical-relative:text;mso-width-percent:0;mso-height-percent:0;mso-width-relative:margin;mso-height-relative:margin" from="30.2pt,8.35pt" to="139.75pt,8.35pt" o:gfxdata="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" strokecolor="black [3213]" strokeweight=".5pt">
                             <v:stroke joinstyle="miter"/>
                           </v:line>
                         </w:pict>
@@ -1919,7 +2023,7 @@
                     <mc:AlternateContent>
                       <mc:Choice Requires="wps">
                         <w:drawing>
-                          <wp:anchor distT="0" distB="0" distL="114300" distR="114300" simplePos="0" relativeHeight="251685888" behindDoc="0" locked="0" layoutInCell="1" allowOverlap="1" wp14:anchorId="27E01CD5" wp14:editId="5BBEDE09">
+                          <wp:anchor distT="0" distB="0" distL="114300" distR="114300" simplePos="0" relativeHeight="251660288" behindDoc="0" locked="0" layoutInCell="1" allowOverlap="1" wp14:anchorId="27E01CD5" wp14:editId="31E36E17">
                             <wp:simplePos x="0" y="0"/>
                             <wp:positionH relativeFrom="column">
                               <wp:posOffset>395991</wp:posOffset>
@@ -1973,7 +2077,7 @@
                       </mc:Choice>
                       <mc:Fallback>
                         <w:pict>
-                          <v:line w14:anchorId="0CEEE441" id="Straight Connector 2" o:spid="_x0000_s1026" style="position:absolute;z-index:251685888;visibility:visible;mso-wrap-style:square;mso-wrap-distance-left:9pt;mso-wrap-distance-top:0;mso-wrap-distance-right:9pt;mso-wrap-distance-bottom:0;mso-position-horizontal:absolute;mso-position-horizontal-relative:text;mso-position-vertical:absolute;mso-position-vertical-relative:text" from="31.2pt,8.35pt" to="143.25pt,8.35pt" o:gfxdata="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" strokecolor="black [3213]" strokeweight=".5pt">
+                          <v:line w14:anchorId="5BBFD19D" id="Straight Connector 2" o:spid="_x0000_s1026" style="position:absolute;z-index:251660288;visibility:visible;mso-wrap-style:square;mso-wrap-distance-left:9pt;mso-wrap-distance-top:0;mso-wrap-distance-right:9pt;mso-wrap-distance-bottom:0;mso-position-horizontal:absolute;mso-position-horizontal-relative:text;mso-position-vertical:absolute;mso-position-vertical-relative:text" from="31.2pt,8.35pt" to="143.25pt,8.35pt" o:gfxdata="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" strokecolor="black [3213]" strokeweight=".5pt">
                             <v:stroke joinstyle="miter"/>
                           </v:line>
                         </w:pict>
@@ -2046,7 +2150,7 @@
                     <mc:AlternateContent>
                       <mc:Choice Requires="wps">
                         <w:drawing>
-                          <wp:anchor distT="0" distB="0" distL="114300" distR="114300" simplePos="0" relativeHeight="251683840" behindDoc="0" locked="0" layoutInCell="1" allowOverlap="1" wp14:anchorId="42322F4F" wp14:editId="1A4DC7D0">
+                          <wp:anchor distT="0" distB="0" distL="114300" distR="114300" simplePos="0" relativeHeight="251656192" behindDoc="0" locked="0" layoutInCell="1" allowOverlap="1" wp14:anchorId="42322F4F" wp14:editId="3A5E6F21">
                             <wp:simplePos x="0" y="0"/>
                             <wp:positionH relativeFrom="column">
                               <wp:posOffset>298395</wp:posOffset>
@@ -2103,7 +2207,7 @@
                       </mc:Choice>
                       <mc:Fallback>
                         <w:pict>
-                          <v:line w14:anchorId="27B0BF34" id="Straight Connector 3" o:spid="_x0000_s1026" style="position:absolute;z-index:251683840;visibility:visible;mso-wrap-style:square;mso-width-percent:0;mso-wrap-distance-left:9pt;mso-wrap-distance-top:0;mso-wrap-distance-right:9pt;mso-wrap-distance-bottom:0;mso-position-horizontal:absolute;mso-position-horizontal-relative:text;mso-position-vertical:absolute;mso-position-vertical-relative:text;mso-width-percent:0;mso-width-relative:margin" from="23.5pt,8.35pt" to="143.7pt,8.35pt" o:gfxdata="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" strokecolor="black [3213]" strokeweight=".5pt">
+                          <v:line w14:anchorId="3D1A19E9" id="Straight Connector 3" o:spid="_x0000_s1026" style="position:absolute;z-index:251656192;visibility:visible;mso-wrap-style:square;mso-width-percent:0;mso-wrap-distance-left:9pt;mso-wrap-distance-top:0;mso-wrap-distance-right:9pt;mso-wrap-distance-bottom:0;mso-position-horizontal:absolute;mso-position-horizontal-relative:text;mso-position-vertical:absolute;mso-position-vertical-relative:text;mso-width-percent:0;mso-width-relative:margin" from="23.5pt,8.35pt" to="143.7pt,8.35pt" o:gfxdata="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" strokecolor="black [3213]" strokeweight=".5pt">
                             <v:stroke joinstyle="miter"/>
                           </v:line>
                         </w:pict>
@@ -2178,7 +2282,7 @@
                     <mc:AlternateContent>
                       <mc:Choice Requires="wps">
                         <w:drawing>
-                          <wp:anchor distT="0" distB="0" distL="114300" distR="114300" simplePos="0" relativeHeight="251684864" behindDoc="0" locked="0" layoutInCell="1" allowOverlap="1" wp14:anchorId="34F72F6F" wp14:editId="09E389FF">
+                          <wp:anchor distT="0" distB="0" distL="114300" distR="114300" simplePos="0" relativeHeight="251659264" behindDoc="0" locked="0" layoutInCell="1" allowOverlap="1" wp14:anchorId="34F72F6F" wp14:editId="70596E25">
                             <wp:simplePos x="0" y="0"/>
                             <wp:positionH relativeFrom="column">
                               <wp:posOffset>395991</wp:posOffset>
@@ -2232,7 +2336,7 @@
                       </mc:Choice>
                       <mc:Fallback>
                         <w:pict>
-                          <v:line w14:anchorId="68EFC600" id="Straight Connector 5" o:spid="_x0000_s1026" style="position:absolute;z-index:251684864;visibility:visible;mso-wrap-style:square;mso-wrap-distance-left:9pt;mso-wrap-distance-top:0;mso-wrap-distance-right:9pt;mso-wrap-distance-bottom:0;mso-position-horizontal:absolute;mso-position-horizontal-relative:text;mso-position-vertical:absolute;mso-position-vertical-relative:text" from="31.2pt,8.35pt" to="143.25pt,8.35pt" o:gfxdata="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" strokecolor="black [3213]" strokeweight=".5pt">
+                          <v:line w14:anchorId="27A7904B" id="Straight Connector 5" o:spid="_x0000_s1026" style="position:absolute;z-index:251659264;visibility:visible;mso-wrap-style:square;mso-wrap-distance-left:9pt;mso-wrap-distance-top:0;mso-wrap-distance-right:9pt;mso-wrap-distance-bottom:0;mso-position-horizontal:absolute;mso-position-horizontal-relative:text;mso-position-vertical:absolute;mso-position-vertical-relative:text" from="31.2pt,8.35pt" to="143.25pt,8.35pt" o:gfxdata="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" strokecolor="black [3213]" strokeweight=".5pt">
                             <v:stroke joinstyle="miter"/>
                           </v:line>
                         </w:pict>
@@ -2522,8 +2626,8 @@
       </w:pPr>
     </w:p>
     <w:sectPr>
-      <w:headerReference w:type="default" r:id="rId8"/>
-      <w:footerReference w:type="default" r:id="rId9"/>
+      <w:headerReference w:type="default" r:id="rId9"/>
+      <w:footerReference w:type="default" r:id="rId10"/>
       <w:pgSz w:w="20160" w:h="12240" w:orient="landscape" w:code="5"/>
       <w:pgMar w:top="1800" w:right="1440" w:bottom="1800" w:left="1440" w:header="0" w:footer="0" w:gutter="0"/>
       <w:cols w:space="720"/>
@@ -3078,7 +3182,6 @@
                               <w:szCs w:val="18"/>
                             </w:rPr>
                           </w:pPr>
-                          <w:proofErr w:type="gramStart"/>
                           <w:r>
                             <w:rPr>
                               <w:rFonts w:ascii="Arial" w:hAnsi="Arial" w:cs="Arial"/>
@@ -3086,17 +3189,7 @@
                               <w:sz w:val="18"/>
                               <w:szCs w:val="18"/>
                             </w:rPr>
-                            <w:t>CIN:U</w:t>
-                          </w:r>
-                          <w:proofErr w:type="gramEnd"/>
-                          <w:r>
-                            <w:rPr>
-                              <w:rFonts w:ascii="Arial" w:hAnsi="Arial" w:cs="Arial"/>
-                              <w:color w:val="525A5D"/>
-                              <w:sz w:val="18"/>
-                              <w:szCs w:val="18"/>
-                            </w:rPr>
-                            <w:t>17299KA2020PTC139070</w:t>
+                            <w:t>CIN:U17299KA2020PTC139070</w:t>
                           </w:r>
                         </w:p>
                         <w:p>
@@ -3371,7 +3464,6 @@
                         <w:szCs w:val="18"/>
                       </w:rPr>
                     </w:pPr>
-                    <w:proofErr w:type="gramStart"/>
                     <w:r>
                       <w:rPr>
                         <w:rFonts w:ascii="Arial" w:hAnsi="Arial" w:cs="Arial"/>
@@ -3379,17 +3471,7 @@
                         <w:sz w:val="18"/>
                         <w:szCs w:val="18"/>
                       </w:rPr>
-                      <w:t>CIN:U</w:t>
-                    </w:r>
-                    <w:proofErr w:type="gramEnd"/>
-                    <w:r>
-                      <w:rPr>
-                        <w:rFonts w:ascii="Arial" w:hAnsi="Arial" w:cs="Arial"/>
-                        <w:color w:val="525A5D"/>
-                        <w:sz w:val="18"/>
-                        <w:szCs w:val="18"/>
-                      </w:rPr>
-                      <w:t>17299KA2020PTC139070</w:t>
+                      <w:t>CIN:U17299KA2020PTC139070</w:t>
                     </w:r>
                   </w:p>
                   <w:p>
